--- a/EXPORTS/DOCX/published/niveau3/English/TropischLandbouwMus.docx
+++ b/EXPORTS/DOCX/published/niveau3/English/TropischLandbouwMus.docx
@@ -838,6 +838,7 @@
           <w:i w:val="0"/>
           <w:color w:val="0000FF"/>
           <w:sz w:val="24"/>
+          <w:u w:val="single"/>
         </w:rPr>
         <w:hyperlink r:id="rId12" w:history="1">
           <w:r>
@@ -857,7 +858,7 @@
           <w:sz w:val="24"/>
           <w:u w:val="single"/>
         </w:rPr>
-        <w:hyperlink r:id="rId11" w:history="1">
+        <w:hyperlink r:id="rId12" w:history="1">
           <w:r>
             <w:rPr>
               <w:rStyle w:val="Hyperlink"/>
@@ -886,7 +887,7 @@
           <w:sz w:val="24"/>
           <w:u w:val="single"/>
         </w:rPr>
-        <w:hyperlink r:id="rId11" w:history="1">
+        <w:hyperlink r:id="rId12" w:history="1">
           <w:r>
             <w:rPr>
               <w:rStyle w:val="Hyperlink"/>
@@ -1431,133 +1432,7 @@
           <w:color w:val="000000"/>
           <w:sz w:val="24"/>
         </w:rPr>
-        <w:hyperlink r:id="rId13" w:history="1">
-          <w:r>
-            <w:rPr>
-              <w:rStyle w:val="Hyperlink"/>
-            </w:rPr>
-            <w:t>e Deventer co</w:t>
-          </w:r>
-        </w:hyperlink>
-      </w:r>
-      <w:r>
-        <w:rPr>
-          <w:u w:val="single" w:color="0000ff"/>
-          <w:rFonts w:ascii="Charis SIL Regular" w:hAnsi="Charis SIL Regular" w:eastAsia="Charis SIL Regular"/>
-          <w:b w:val="0"/>
-          <w:i w:val="0"/>
-          <w:color w:val="000000"/>
-          <w:sz w:val="24"/>
-        </w:rPr>
-        <w:hyperlink r:id="rId13" w:history="1">
-          <w:r>
-            <w:rPr>
-              <w:rStyle w:val="Hyperlink"/>
-            </w:rPr>
-            <w:t>l</w:t>
-          </w:r>
-        </w:hyperlink>
-      </w:r>
-      <w:r>
-        <w:rPr>
-          <w:u w:val="single" w:color="0000ff"/>
-          <w:rFonts w:ascii="Charis SIL Regular" w:hAnsi="Charis SIL Regular" w:eastAsia="Charis SIL Regular"/>
-          <w:b w:val="0"/>
-          <w:i w:val="0"/>
-          <w:color w:val="000000"/>
-          <w:sz w:val="24"/>
-        </w:rPr>
-        <w:hyperlink r:id="rId13" w:history="1">
-          <w:r>
-            <w:rPr>
-              <w:rStyle w:val="Hyperlink"/>
-            </w:rPr>
-            <w:t>lection i</w:t>
-          </w:r>
-        </w:hyperlink>
-      </w:r>
-      <w:r>
-        <w:rPr>
-          <w:u w:val="single" w:color="0000ff"/>
-          <w:rFonts w:ascii="Charis SIL Regular" w:hAnsi="Charis SIL Regular" w:eastAsia="Charis SIL Regular"/>
-          <w:b w:val="0"/>
-          <w:i w:val="0"/>
-          <w:color w:val="000000"/>
-          <w:sz w:val="24"/>
-        </w:rPr>
-        <w:hyperlink r:id="rId13" w:history="1">
-          <w:r>
-            <w:rPr>
-              <w:rStyle w:val="Hyperlink"/>
-            </w:rPr>
-            <w:t>s</w:t>
-          </w:r>
-        </w:hyperlink>
-      </w:r>
-      <w:r>
-        <w:rPr>
-          <w:u w:val="single" w:color="0000ff"/>
-          <w:rFonts w:ascii="Charis SIL Regular" w:hAnsi="Charis SIL Regular" w:eastAsia="Charis SIL Regular"/>
-          <w:b w:val="0"/>
-          <w:i w:val="0"/>
-          <w:color w:val="000000"/>
-          <w:sz w:val="24"/>
-        </w:rPr>
-        <w:hyperlink r:id="rId13" w:history="1">
-          <w:r>
-            <w:rPr>
-              <w:rStyle w:val="Hyperlink"/>
-            </w:rPr>
-            <w:t xml:space="preserve"> still mana</w:t>
-          </w:r>
-        </w:hyperlink>
-      </w:r>
-      <w:r>
-        <w:rPr>
-          <w:u w:val="single" w:color="0000ff"/>
-          <w:rFonts w:ascii="Charis SIL Regular" w:hAnsi="Charis SIL Regular" w:eastAsia="Charis SIL Regular"/>
-          <w:b w:val="0"/>
-          <w:i w:val="0"/>
-          <w:color w:val="000000"/>
-          <w:sz w:val="24"/>
-        </w:rPr>
-        <w:hyperlink r:id="rId13" w:history="1">
-          <w:r>
-            <w:rPr>
-              <w:rStyle w:val="Hyperlink"/>
-            </w:rPr>
-            <w:t>ged</w:t>
-          </w:r>
-        </w:hyperlink>
-      </w:r>
-      <w:r>
-        <w:rPr>
-          <w:u w:val="single" w:color="0000ff"/>
-          <w:rFonts w:ascii="Charis SIL Regular" w:hAnsi="Charis SIL Regular" w:eastAsia="Charis SIL Regular"/>
-          <w:b w:val="0"/>
-          <w:i w:val="0"/>
-          <w:color w:val="000000"/>
-          <w:sz w:val="24"/>
-        </w:rPr>
-        <w:t xml:space="preserve"> </w:t>
-      </w:r>
-      <w:r>
-        <w:rPr>
-          <w:u w:val="single" w:color="0000ff"/>
-          <w:rFonts w:ascii="Charis SIL Regular" w:hAnsi="Charis SIL Regular" w:eastAsia="Charis SIL Regular"/>
-          <w:b w:val="0"/>
-          <w:i w:val="0"/>
-          <w:color w:val="000000"/>
-          <w:sz w:val="24"/>
-        </w:rPr>
-        <w:hyperlink r:id="rId13" w:history="1">
-          <w:r>
-            <w:rPr>
-              <w:rStyle w:val="Hyperlink"/>
-            </w:rPr>
-            <w:t>by t</w:t>
-          </w:r>
-        </w:hyperlink>
+        <w:t>e Deventer collection is still managed by t</w:t>
       </w:r>
       <w:r>
         <w:rPr>
@@ -3125,7 +3000,7 @@
           <w:sz w:val="24"/>
           <w:u w:val="single"/>
         </w:rPr>
-        <w:t>Scientific research in co</w:t>
+        <w:t>Scientific research in col</w:t>
       </w:r>
       <w:r>
         <w:rPr>
@@ -3136,7 +3011,7 @@
           <w:sz w:val="24"/>
           <w:u w:val="single"/>
         </w:rPr>
-        <w:t>l</w:t>
+        <w:t>onised territorie</w:t>
       </w:r>
       <w:r>
         <w:rPr>
@@ -3145,9 +3020,8 @@
           <w:i w:val="0"/>
           <w:color w:val="0000FF"/>
           <w:sz w:val="24"/>
-          <w:u w:val="single"/>
-        </w:rPr>
-        <w:t>onised territories</w:t>
+        </w:rPr>
+        <w:t>s</w:t>
       </w:r>
       <w:r>
         <w:br/>
@@ -3997,7 +3871,14 @@
           <w:color w:val="000000"/>
           <w:sz w:val="24"/>
         </w:rPr>
-        <w:t xml:space="preserve">, </w:t>
+        <w:hyperlink r:id="rId23" w:history="1">
+          <w:r>
+            <w:rPr>
+              <w:rStyle w:val="Hyperlink"/>
+            </w:rPr>
+            <w:t xml:space="preserve">, </w:t>
+          </w:r>
+        </w:hyperlink>
       </w:r>
       <w:r>
         <w:rPr>
@@ -4073,7 +3954,7 @@
           <w:sz w:val="24"/>
           <w:u w:val="single"/>
         </w:rPr>
-        <w:hyperlink r:id="rId23" w:history="1">
+        <w:hyperlink r:id="rId24" w:history="1">
           <w:r>
             <w:rPr>
               <w:rStyle w:val="Hyperlink"/>
@@ -4084,21 +3965,13 @@
       </w:r>
       <w:r>
         <w:rPr>
-          <w:u w:val="single" w:color="0000ff"/>
           <w:rFonts w:ascii="Charis SIL Regular" w:hAnsi="Charis SIL Regular" w:eastAsia="Charis SIL Regular"/>
           <w:b w:val="0"/>
           <w:i w:val="0"/>
           <w:color w:val="000000"/>
           <w:sz w:val="24"/>
         </w:rPr>
-        <w:hyperlink r:id="rId23" w:history="1">
-          <w:r>
-            <w:rPr>
-              <w:rStyle w:val="Hyperlink"/>
-            </w:rPr>
-            <w:t xml:space="preserve">, </w:t>
-          </w:r>
-        </w:hyperlink>
+        <w:t xml:space="preserve">, </w:t>
       </w:r>
       <w:r>
         <w:rPr>
@@ -4138,7 +4011,7 @@
           <w:sz w:val="24"/>
           <w:u w:val="single"/>
         </w:rPr>
-        <w:hyperlink r:id="rId25" w:history="1">
+        <w:hyperlink r:id="rId23" w:history="1">
           <w:r>
             <w:rPr>
               <w:rStyle w:val="Hyperlink"/>

--- a/EXPORTS/DOCX/published/niveau3/English/TropischLandbouwMus.docx
+++ b/EXPORTS/DOCX/published/niveau3/English/TropischLandbouwMus.docx
@@ -840,14 +840,7 @@
           <w:sz w:val="24"/>
           <w:u w:val="single"/>
         </w:rPr>
-        <w:hyperlink r:id="rId12" w:history="1">
-          <w:r>
-            <w:rPr>
-              <w:rStyle w:val="Hyperlink"/>
-            </w:rPr>
-            <w:t>Rijk</w:t>
-          </w:r>
-        </w:hyperlink>
+        <w:t>Rijk</w:t>
       </w:r>
       <w:r>
         <w:rPr>
@@ -858,14 +851,7 @@
           <w:sz w:val="24"/>
           <w:u w:val="single"/>
         </w:rPr>
-        <w:hyperlink r:id="rId12" w:history="1">
-          <w:r>
-            <w:rPr>
-              <w:rStyle w:val="Hyperlink"/>
-            </w:rPr>
-            <w:t>smuseum</w:t>
-          </w:r>
-        </w:hyperlink>
+        <w:t xml:space="preserve">smuseum voor </w:t>
       </w:r>
       <w:r>
         <w:rPr>
@@ -876,65 +862,7 @@
           <w:sz w:val="24"/>
           <w:u w:val="single"/>
         </w:rPr>
-        <w:t xml:space="preserve"> </w:t>
-      </w:r>
-      <w:r>
-        <w:rPr>
-          <w:rFonts w:ascii="Charis SIL Regular" w:hAnsi="Charis SIL Regular" w:eastAsia="Charis SIL Regular"/>
-          <w:b w:val="0"/>
-          <w:i w:val="0"/>
-          <w:color w:val="0000FF"/>
-          <w:sz w:val="24"/>
-          <w:u w:val="single"/>
-        </w:rPr>
         <w:hyperlink r:id="rId12" w:history="1">
-          <w:r>
-            <w:rPr>
-              <w:rStyle w:val="Hyperlink"/>
-            </w:rPr>
-            <w:t>voo</w:t>
-          </w:r>
-        </w:hyperlink>
-      </w:r>
-      <w:r>
-        <w:rPr>
-          <w:rFonts w:ascii="Charis SIL Regular" w:hAnsi="Charis SIL Regular" w:eastAsia="Charis SIL Regular"/>
-          <w:b w:val="0"/>
-          <w:i w:val="0"/>
-          <w:color w:val="0000FF"/>
-          <w:sz w:val="24"/>
-          <w:u w:val="single"/>
-        </w:rPr>
-        <w:hyperlink r:id="rId11" w:history="1">
-          <w:r>
-            <w:rPr>
-              <w:rStyle w:val="Hyperlink"/>
-            </w:rPr>
-            <w:t>r</w:t>
-          </w:r>
-        </w:hyperlink>
-      </w:r>
-      <w:r>
-        <w:rPr>
-          <w:rFonts w:ascii="Charis SIL Regular" w:hAnsi="Charis SIL Regular" w:eastAsia="Charis SIL Regular"/>
-          <w:b w:val="0"/>
-          <w:i w:val="0"/>
-          <w:color w:val="0000FF"/>
-          <w:sz w:val="24"/>
-          <w:u w:val="single"/>
-        </w:rPr>
-        <w:t xml:space="preserve"> </w:t>
-      </w:r>
-      <w:r>
-        <w:rPr>
-          <w:rFonts w:ascii="Charis SIL Regular" w:hAnsi="Charis SIL Regular" w:eastAsia="Charis SIL Regular"/>
-          <w:b w:val="0"/>
-          <w:i w:val="0"/>
-          <w:color w:val="0000FF"/>
-          <w:sz w:val="24"/>
-          <w:u w:val="single"/>
-        </w:rPr>
-        <w:hyperlink r:id="rId11" w:history="1">
           <w:r>
             <w:rPr>
               <w:rStyle w:val="Hyperlink"/>
@@ -952,7 +880,7 @@
           <w:sz w:val="24"/>
           <w:u w:val="single"/>
         </w:rPr>
-        <w:hyperlink r:id="rId11" w:history="1">
+        <w:hyperlink r:id="rId12" w:history="1">
           <w:r>
             <w:rPr>
               <w:rStyle w:val="Hyperlink"/>
@@ -1432,7 +1360,133 @@
           <w:color w:val="000000"/>
           <w:sz w:val="24"/>
         </w:rPr>
-        <w:t>e Deventer collection is still managed by t</w:t>
+        <w:hyperlink r:id="rId13" w:history="1">
+          <w:r>
+            <w:rPr>
+              <w:rStyle w:val="Hyperlink"/>
+            </w:rPr>
+            <w:t>e Deventer co</w:t>
+          </w:r>
+        </w:hyperlink>
+      </w:r>
+      <w:r>
+        <w:rPr>
+          <w:u w:val="single" w:color="0000ff"/>
+          <w:rFonts w:ascii="Charis SIL Regular" w:hAnsi="Charis SIL Regular" w:eastAsia="Charis SIL Regular"/>
+          <w:b w:val="0"/>
+          <w:i w:val="0"/>
+          <w:color w:val="000000"/>
+          <w:sz w:val="24"/>
+        </w:rPr>
+        <w:hyperlink r:id="rId13" w:history="1">
+          <w:r>
+            <w:rPr>
+              <w:rStyle w:val="Hyperlink"/>
+            </w:rPr>
+            <w:t>l</w:t>
+          </w:r>
+        </w:hyperlink>
+      </w:r>
+      <w:r>
+        <w:rPr>
+          <w:u w:val="single" w:color="0000ff"/>
+          <w:rFonts w:ascii="Charis SIL Regular" w:hAnsi="Charis SIL Regular" w:eastAsia="Charis SIL Regular"/>
+          <w:b w:val="0"/>
+          <w:i w:val="0"/>
+          <w:color w:val="000000"/>
+          <w:sz w:val="24"/>
+        </w:rPr>
+        <w:hyperlink r:id="rId13" w:history="1">
+          <w:r>
+            <w:rPr>
+              <w:rStyle w:val="Hyperlink"/>
+            </w:rPr>
+            <w:t>lection i</w:t>
+          </w:r>
+        </w:hyperlink>
+      </w:r>
+      <w:r>
+        <w:rPr>
+          <w:u w:val="single" w:color="0000ff"/>
+          <w:rFonts w:ascii="Charis SIL Regular" w:hAnsi="Charis SIL Regular" w:eastAsia="Charis SIL Regular"/>
+          <w:b w:val="0"/>
+          <w:i w:val="0"/>
+          <w:color w:val="000000"/>
+          <w:sz w:val="24"/>
+        </w:rPr>
+        <w:hyperlink r:id="rId13" w:history="1">
+          <w:r>
+            <w:rPr>
+              <w:rStyle w:val="Hyperlink"/>
+            </w:rPr>
+            <w:t>s</w:t>
+          </w:r>
+        </w:hyperlink>
+      </w:r>
+      <w:r>
+        <w:rPr>
+          <w:u w:val="single" w:color="0000ff"/>
+          <w:rFonts w:ascii="Charis SIL Regular" w:hAnsi="Charis SIL Regular" w:eastAsia="Charis SIL Regular"/>
+          <w:b w:val="0"/>
+          <w:i w:val="0"/>
+          <w:color w:val="000000"/>
+          <w:sz w:val="24"/>
+        </w:rPr>
+        <w:hyperlink r:id="rId13" w:history="1">
+          <w:r>
+            <w:rPr>
+              <w:rStyle w:val="Hyperlink"/>
+            </w:rPr>
+            <w:t xml:space="preserve"> still mana</w:t>
+          </w:r>
+        </w:hyperlink>
+      </w:r>
+      <w:r>
+        <w:rPr>
+          <w:u w:val="single" w:color="0000ff"/>
+          <w:rFonts w:ascii="Charis SIL Regular" w:hAnsi="Charis SIL Regular" w:eastAsia="Charis SIL Regular"/>
+          <w:b w:val="0"/>
+          <w:i w:val="0"/>
+          <w:color w:val="000000"/>
+          <w:sz w:val="24"/>
+        </w:rPr>
+        <w:hyperlink r:id="rId13" w:history="1">
+          <w:r>
+            <w:rPr>
+              <w:rStyle w:val="Hyperlink"/>
+            </w:rPr>
+            <w:t>ged</w:t>
+          </w:r>
+        </w:hyperlink>
+      </w:r>
+      <w:r>
+        <w:rPr>
+          <w:u w:val="single" w:color="0000ff"/>
+          <w:rFonts w:ascii="Charis SIL Regular" w:hAnsi="Charis SIL Regular" w:eastAsia="Charis SIL Regular"/>
+          <w:b w:val="0"/>
+          <w:i w:val="0"/>
+          <w:color w:val="000000"/>
+          <w:sz w:val="24"/>
+        </w:rPr>
+        <w:t xml:space="preserve"> </w:t>
+      </w:r>
+      <w:r>
+        <w:rPr>
+          <w:u w:val="single" w:color="0000ff"/>
+          <w:rFonts w:ascii="Charis SIL Regular" w:hAnsi="Charis SIL Regular" w:eastAsia="Charis SIL Regular"/>
+          <w:b w:val="0"/>
+          <w:i w:val="0"/>
+          <w:color w:val="000000"/>
+          <w:sz w:val="24"/>
+        </w:rPr>
+        <w:hyperlink r:id="rId13" w:history="1">
+          <w:r>
+            <w:rPr>
+              <w:rStyle w:val="Hyperlink"/>
+            </w:rPr>
+            <w:t>by t</w:t>
+          </w:r>
+        </w:hyperlink>
       </w:r>
       <w:r>
         <w:rPr>
@@ -3000,7 +3054,7 @@
           <w:sz w:val="24"/>
           <w:u w:val="single"/>
         </w:rPr>
-        <w:t>Scientific research in col</w:t>
+        <w:t>Scientific research in co</w:t>
       </w:r>
       <w:r>
         <w:rPr>
@@ -3011,7 +3065,7 @@
           <w:sz w:val="24"/>
           <w:u w:val="single"/>
         </w:rPr>
-        <w:t>onised territorie</w:t>
+        <w:t>l</w:t>
       </w:r>
       <w:r>
         <w:rPr>
@@ -3020,8 +3074,9 @@
           <w:i w:val="0"/>
           <w:color w:val="0000FF"/>
           <w:sz w:val="24"/>
-        </w:rPr>
-        <w:t>s</w:t>
+          <w:u w:val="single"/>
+        </w:rPr>
+        <w:t>onised territories</w:t>
       </w:r>
       <w:r>
         <w:br/>
@@ -3871,6 +3926,100 @@
           <w:color w:val="000000"/>
           <w:sz w:val="24"/>
         </w:rPr>
+        <w:t xml:space="preserve">, </w:t>
+      </w:r>
+      <w:r>
+        <w:rPr>
+          <w:rFonts w:ascii="Charis SIL Regular" w:hAnsi="Charis SIL Regular" w:eastAsia="Charis SIL Regular"/>
+          <w:b w:val="0"/>
+          <w:i w:val="0"/>
+          <w:color w:val="0000FF"/>
+          <w:sz w:val="24"/>
+          <w:u w:val="single"/>
+        </w:rPr>
+        <w:hyperlink r:id="rId24" w:history="1">
+          <w:r>
+            <w:rPr>
+              <w:rStyle w:val="Hyperlink"/>
+            </w:rPr>
+            <w:t>ISB</w:t>
+          </w:r>
+        </w:hyperlink>
+      </w:r>
+      <w:r>
+        <w:rPr>
+          <w:rFonts w:ascii="Charis SIL Regular" w:hAnsi="Charis SIL Regular" w:eastAsia="Charis SIL Regular"/>
+          <w:b w:val="0"/>
+          <w:i w:val="0"/>
+          <w:color w:val="0000FF"/>
+          <w:sz w:val="24"/>
+          <w:u w:val="single"/>
+        </w:rPr>
+        <w:hyperlink r:id="rId23" w:history="1">
+          <w:r>
+            <w:rPr>
+              <w:rStyle w:val="Hyperlink"/>
+            </w:rPr>
+            <w:t>N</w:t>
+          </w:r>
+        </w:hyperlink>
+      </w:r>
+      <w:r>
+        <w:rPr>
+          <w:rFonts w:ascii="Charis SIL Regular" w:hAnsi="Charis SIL Regular" w:eastAsia="Charis SIL Regular"/>
+          <w:b w:val="0"/>
+          <w:i w:val="0"/>
+          <w:color w:val="0000FF"/>
+          <w:sz w:val="24"/>
+          <w:u w:val="single"/>
+        </w:rPr>
+        <w:t xml:space="preserve"> </w:t>
+      </w:r>
+      <w:r>
+        <w:rPr>
+          <w:rFonts w:ascii="Charis SIL Regular" w:hAnsi="Charis SIL Regular" w:eastAsia="Charis SIL Regular"/>
+          <w:b w:val="0"/>
+          <w:i w:val="0"/>
+          <w:color w:val="0000FF"/>
+          <w:sz w:val="24"/>
+          <w:u w:val="single"/>
+        </w:rPr>
+        <w:hyperlink r:id="rId23" w:history="1">
+          <w:r>
+            <w:rPr>
+              <w:rStyle w:val="Hyperlink"/>
+            </w:rPr>
+            <w:t>9789080</w:t>
+          </w:r>
+        </w:hyperlink>
+      </w:r>
+      <w:r>
+        <w:rPr>
+          <w:rFonts w:ascii="Charis SIL Regular" w:hAnsi="Charis SIL Regular" w:eastAsia="Charis SIL Regular"/>
+          <w:b w:val="0"/>
+          <w:i w:val="0"/>
+          <w:color w:val="0000FF"/>
+          <w:sz w:val="24"/>
+          <w:u w:val="single"/>
+        </w:rPr>
+        <w:hyperlink r:id="rId23" w:history="1">
+          <w:r>
+            <w:rPr>
+              <w:rStyle w:val="Hyperlink"/>
+            </w:rPr>
+            <w:t>083295</w:t>
+          </w:r>
+        </w:hyperlink>
+      </w:r>
+      <w:r>
+        <w:rPr>
+          <w:u w:val="single" w:color="0000ff"/>
+          <w:rFonts w:ascii="Charis SIL Regular" w:hAnsi="Charis SIL Regular" w:eastAsia="Charis SIL Regular"/>
+          <w:b w:val="0"/>
+          <w:i w:val="0"/>
+          <w:color w:val="000000"/>
+          <w:sz w:val="24"/>
+        </w:rPr>
         <w:hyperlink r:id="rId23" w:history="1">
           <w:r>
             <w:rPr>
@@ -3889,100 +4038,7 @@
           <w:sz w:val="24"/>
           <w:u w:val="single"/>
         </w:rPr>
-        <w:hyperlink r:id="rId24" w:history="1">
-          <w:r>
-            <w:rPr>
-              <w:rStyle w:val="Hyperlink"/>
-            </w:rPr>
-            <w:t>ISB</w:t>
-          </w:r>
-        </w:hyperlink>
-      </w:r>
-      <w:r>
-        <w:rPr>
-          <w:rFonts w:ascii="Charis SIL Regular" w:hAnsi="Charis SIL Regular" w:eastAsia="Charis SIL Regular"/>
-          <w:b w:val="0"/>
-          <w:i w:val="0"/>
-          <w:color w:val="0000FF"/>
-          <w:sz w:val="24"/>
-          <w:u w:val="single"/>
-        </w:rPr>
-        <w:hyperlink r:id="rId24" w:history="1">
-          <w:r>
-            <w:rPr>
-              <w:rStyle w:val="Hyperlink"/>
-            </w:rPr>
-            <w:t>N</w:t>
-          </w:r>
-        </w:hyperlink>
-      </w:r>
-      <w:r>
-        <w:rPr>
-          <w:rFonts w:ascii="Charis SIL Regular" w:hAnsi="Charis SIL Regular" w:eastAsia="Charis SIL Regular"/>
-          <w:b w:val="0"/>
-          <w:i w:val="0"/>
-          <w:color w:val="0000FF"/>
-          <w:sz w:val="24"/>
-          <w:u w:val="single"/>
-        </w:rPr>
-        <w:t xml:space="preserve"> </w:t>
-      </w:r>
-      <w:r>
-        <w:rPr>
-          <w:rFonts w:ascii="Charis SIL Regular" w:hAnsi="Charis SIL Regular" w:eastAsia="Charis SIL Regular"/>
-          <w:b w:val="0"/>
-          <w:i w:val="0"/>
-          <w:color w:val="0000FF"/>
-          <w:sz w:val="24"/>
-          <w:u w:val="single"/>
-        </w:rPr>
-        <w:hyperlink r:id="rId24" w:history="1">
-          <w:r>
-            <w:rPr>
-              <w:rStyle w:val="Hyperlink"/>
-            </w:rPr>
-            <w:t>9789080</w:t>
-          </w:r>
-        </w:hyperlink>
-      </w:r>
-      <w:r>
-        <w:rPr>
-          <w:rFonts w:ascii="Charis SIL Regular" w:hAnsi="Charis SIL Regular" w:eastAsia="Charis SIL Regular"/>
-          <w:b w:val="0"/>
-          <w:i w:val="0"/>
-          <w:color w:val="0000FF"/>
-          <w:sz w:val="24"/>
-          <w:u w:val="single"/>
-        </w:rPr>
-        <w:hyperlink r:id="rId24" w:history="1">
-          <w:r>
-            <w:rPr>
-              <w:rStyle w:val="Hyperlink"/>
-            </w:rPr>
-            <w:t>083295</w:t>
-          </w:r>
-        </w:hyperlink>
-      </w:r>
-      <w:r>
-        <w:rPr>
-          <w:rFonts w:ascii="Charis SIL Regular" w:hAnsi="Charis SIL Regular" w:eastAsia="Charis SIL Regular"/>
-          <w:b w:val="0"/>
-          <w:i w:val="0"/>
-          <w:color w:val="000000"/>
-          <w:sz w:val="24"/>
-        </w:rPr>
-        <w:t xml:space="preserve">, </w:t>
-      </w:r>
-      <w:r>
-        <w:rPr>
-          <w:rFonts w:ascii="Charis SIL Regular" w:hAnsi="Charis SIL Regular" w:eastAsia="Charis SIL Regular"/>
-          <w:b w:val="0"/>
-          <w:i w:val="0"/>
-          <w:color w:val="0000FF"/>
-          <w:sz w:val="24"/>
-          <w:u w:val="single"/>
-        </w:rPr>
-        <w:hyperlink r:id="rId23" w:history="1">
+        <w:hyperlink r:id="rId25" w:history="1">
           <w:r>
             <w:rPr>
               <w:rStyle w:val="Hyperlink"/>
@@ -4011,7 +4067,7 @@
           <w:sz w:val="24"/>
           <w:u w:val="single"/>
         </w:rPr>
-        <w:hyperlink r:id="rId23" w:history="1">
+        <w:hyperlink r:id="rId25" w:history="1">
           <w:r>
             <w:rPr>
               <w:rStyle w:val="Hyperlink"/>
